--- a/pr-preview/pr-198/permutation-tests-handout-tracked-changes.docx
+++ b/pr-preview/pr-198/permutation-tests-handout-tracked-changes.docx
@@ -16,7 +16,7 @@
       </w:pPr>
       <w:del w:id="1" w:author="PR Preview" w:date="2026-01-01T00:00:00Z">
         <w:r>
-          <w:delText xml:space="preserve">Last modified: 2026-10-15 01:50:16 (PDT)</w:delText>
+          <w:delText xml:space="preserve">Last modified: 2026-10-15 06:17:56 (PDT)</w:delText>
         </w:r>
       </w:del>
     </w:p>
@@ -26,7 +26,7 @@
       </w:pPr>
       <w:ins w:id="2" w:author="PR Preview" w:date="2026-01-01T00:00:00Z">
         <w:r>
-          <w:t xml:space="preserve">Last modified: 2026-10-15 01:39:39 (PDT)</w:t>
+          <w:t xml:space="preserve">Last modified: 2026-10-15 08:11:22 (PDT)</w:t>
         </w:r>
       </w:ins>
     </w:p>
@@ -1414,7 +1414,7 @@
     </w:p>
     <w:bookmarkEnd w:id="17"/>
     <w:bookmarkEnd w:id="18"/>
-    <w:bookmarkStart w:id="35" w:name="sec-permutation-distribution"/>
+    <w:bookmarkStart w:id="37" w:name="sec-permutation-distribution"/>
     <w:p>
       <w:pPr>
         <w:pStyle w:val="Heading2"/>
@@ -4613,7 +4613,7 @@
     </w:p>
     <w:bookmarkEnd w:id="25"/>
     <w:bookmarkEnd w:id="26"/>
-    <w:bookmarkStart w:id="34" w:name="sec-permutation-validity"/>
+    <w:bookmarkStart w:id="36" w:name="sec-permutation-validity"/>
     <w:p>
       <w:pPr>
         <w:pStyle w:val="Heading3"/>
@@ -5500,7 +5500,537 @@
       </w:r>
     </w:p>
     <w:bookmarkEnd w:id="28"/>
-    <w:bookmarkStart w:id="29" w:name="exr-relabeling-count"/>
+    <w:bookmarkStart w:id="29" w:name="lem-top-k-count"/>
+    <w:p>
+      <w:pPr>
+        <w:pStyle w:val="BodyText"/>
+      </w:pPr>
+      <w:r>
+        <w:rPr>
+          <w:b/>
+          <w:bCs/>
+        </w:rPr>
+        <w:t xml:space="preserve">Lemma 1 (At most</w:t>
+      </w:r>
+      <w:r>
+        <w:rPr>
+          <w:b/>
+          <w:bCs/>
+        </w:rPr>
+        <w:t xml:space="preserve"> </w:t>
+      </w:r>
+      <m:oMath>
+        <m:r>
+          <m:t>k</m:t>
+        </m:r>
+      </m:oMath>
+      <w:r>
+        <w:rPr>
+          <w:b/>
+          <w:bCs/>
+        </w:rPr>
+        <w:t xml:space="preserve"> </w:t>
+      </w:r>
+      <w:r>
+        <w:rPr>
+          <w:b/>
+          <w:bCs/>
+        </w:rPr>
+        <w:t xml:space="preserve">values have</w:t>
+      </w:r>
+      <w:r>
+        <w:rPr>
+          <w:b/>
+          <w:bCs/>
+        </w:rPr>
+        <w:t xml:space="preserve"> </w:t>
+      </w:r>
+      <m:oMath>
+        <m:r>
+          <m:t>k</m:t>
+        </m:r>
+      </m:oMath>
+      <w:r>
+        <w:rPr>
+          <w:b/>
+          <w:bCs/>
+        </w:rPr>
+        <w:t xml:space="preserve"> </w:t>
+      </w:r>
+      <w:r>
+        <w:rPr>
+          <w:b/>
+          <w:bCs/>
+        </w:rPr>
+        <w:t xml:space="preserve">or fewer values at least as large)</w:t>
+      </w:r>
+      <w:r>
+        <w:t xml:space="preserve"> </w:t>
+      </w:r>
+      <w:r>
+        <w:t xml:space="preserve">Let</w:t>
+      </w:r>
+      <w:r>
+        <w:t xml:space="preserve"> </w:t>
+      </w:r>
+      <m:oMath>
+        <m:sSub>
+          <m:e>
+            <m:r>
+              <m:t>t</m:t>
+            </m:r>
+          </m:e>
+          <m:sub>
+            <m:r>
+              <m:t>1</m:t>
+            </m:r>
+          </m:sub>
+        </m:sSub>
+        <m:r>
+          <m:rPr>
+            <m:sty m:val="p"/>
+          </m:rPr>
+          <m:t>,</m:t>
+        </m:r>
+        <m:r>
+          <m:rPr>
+            <m:sty m:val="p"/>
+          </m:rPr>
+          <m:t>…</m:t>
+        </m:r>
+        <m:r>
+          <m:rPr>
+            <m:sty m:val="p"/>
+          </m:rPr>
+          <m:t>,</m:t>
+        </m:r>
+        <m:sSub>
+          <m:e>
+            <m:r>
+              <m:t>t</m:t>
+            </m:r>
+          </m:e>
+          <m:sub>
+            <m:r>
+              <m:t>N</m:t>
+            </m:r>
+          </m:sub>
+        </m:sSub>
+      </m:oMath>
+      <w:r>
+        <w:t xml:space="preserve"> </w:t>
+      </w:r>
+      <w:r>
+        <w:t xml:space="preserve">be real numbers,</w:t>
+      </w:r>
+      <w:r>
+        <w:t xml:space="preserve"> </w:t>
+      </w:r>
+      <w:r>
+        <w:t xml:space="preserve">and for each</w:t>
+      </w:r>
+      <w:r>
+        <w:t xml:space="preserve"> </w:t>
+      </w:r>
+      <m:oMath>
+        <m:r>
+          <m:t>j</m:t>
+        </m:r>
+      </m:oMath>
+      <w:r>
+        <w:t xml:space="preserve"> </w:t>
+      </w:r>
+      <w:r>
+        <w:t xml:space="preserve">let</w:t>
+      </w:r>
+      <w:r>
+        <w:t xml:space="preserve"> </w:t>
+      </w:r>
+      <m:oMath>
+        <m:sSub>
+          <m:e>
+            <m:r>
+              <m:t>N</m:t>
+            </m:r>
+          </m:e>
+          <m:sub>
+            <m:r>
+              <m:t>j</m:t>
+            </m:r>
+          </m:sub>
+        </m:sSub>
+      </m:oMath>
+      <w:r>
+        <w:t xml:space="preserve"> </w:t>
+      </w:r>
+      <w:r>
+        <w:t xml:space="preserve">be the number of indices</w:t>
+      </w:r>
+      <w:r>
+        <w:t xml:space="preserve"> </w:t>
+      </w:r>
+      <m:oMath>
+        <m:r>
+          <m:t>i</m:t>
+        </m:r>
+      </m:oMath>
+      <w:r>
+        <w:t xml:space="preserve"> </w:t>
+      </w:r>
+      <w:r>
+        <w:t xml:space="preserve">with</w:t>
+      </w:r>
+      <w:r>
+        <w:t xml:space="preserve"> </w:t>
+      </w:r>
+      <m:oMath>
+        <m:sSub>
+          <m:e>
+            <m:r>
+              <m:t>t</m:t>
+            </m:r>
+          </m:e>
+          <m:sub>
+            <m:r>
+              <m:t>i</m:t>
+            </m:r>
+          </m:sub>
+        </m:sSub>
+        <m:r>
+          <m:rPr>
+            <m:sty m:val="p"/>
+          </m:rPr>
+          <m:t>≥</m:t>
+        </m:r>
+        <m:sSub>
+          <m:e>
+            <m:r>
+              <m:t>t</m:t>
+            </m:r>
+          </m:e>
+          <m:sub>
+            <m:r>
+              <m:t>j</m:t>
+            </m:r>
+          </m:sub>
+        </m:sSub>
+      </m:oMath>
+      <w:r>
+        <w:t xml:space="preserve"> </w:t>
+      </w:r>
+      <w:r>
+        <w:t xml:space="preserve">(including</w:t>
+      </w:r>
+      <w:r>
+        <w:t xml:space="preserve"> </w:t>
+      </w:r>
+      <m:oMath>
+        <m:r>
+          <m:t>i</m:t>
+        </m:r>
+        <m:r>
+          <m:rPr>
+            <m:sty m:val="p"/>
+          </m:rPr>
+          <m:t>=</m:t>
+        </m:r>
+        <m:r>
+          <m:t>j</m:t>
+        </m:r>
+      </m:oMath>
+      <w:r>
+        <w:t xml:space="preserve">).</w:t>
+      </w:r>
+      <w:r>
+        <w:t xml:space="preserve"> </w:t>
+      </w:r>
+      <w:r>
+        <w:t xml:space="preserve">Then for every integer</w:t>
+      </w:r>
+      <w:r>
+        <w:t xml:space="preserve"> </w:t>
+      </w:r>
+      <m:oMath>
+        <m:r>
+          <m:t>k</m:t>
+        </m:r>
+        <m:r>
+          <m:rPr>
+            <m:sty m:val="p"/>
+          </m:rPr>
+          <m:t>≥</m:t>
+        </m:r>
+        <m:r>
+          <m:t>0</m:t>
+        </m:r>
+      </m:oMath>
+      <w:r>
+        <w:t xml:space="preserve">, at most</w:t>
+      </w:r>
+      <w:r>
+        <w:t xml:space="preserve"> </w:t>
+      </w:r>
+      <m:oMath>
+        <m:r>
+          <m:t>k</m:t>
+        </m:r>
+      </m:oMath>
+      <w:r>
+        <w:t xml:space="preserve"> </w:t>
+      </w:r>
+      <w:r>
+        <w:t xml:space="preserve">of the</w:t>
+      </w:r>
+      <w:r>
+        <w:t xml:space="preserve"> </w:t>
+      </w:r>
+      <m:oMath>
+        <m:sSub>
+          <m:e>
+            <m:r>
+              <m:t>N</m:t>
+            </m:r>
+          </m:e>
+          <m:sub>
+            <m:r>
+              <m:t>j</m:t>
+            </m:r>
+          </m:sub>
+        </m:sSub>
+      </m:oMath>
+      <w:r>
+        <w:t xml:space="preserve"> </w:t>
+      </w:r>
+      <w:r>
+        <w:t xml:space="preserve">are at most</w:t>
+      </w:r>
+      <w:r>
+        <w:t xml:space="preserve"> </w:t>
+      </w:r>
+      <m:oMath>
+        <m:r>
+          <m:t>k</m:t>
+        </m:r>
+      </m:oMath>
+      <w:r>
+        <w:t xml:space="preserve">:</w:t>
+      </w:r>
+    </w:p>
+    <w:p>
+      <w:pPr>
+        <w:pStyle w:val="BodyText"/>
+      </w:pPr>
+      <m:oMathPara>
+        <m:oMathParaPr>
+          <m:jc m:val="center"/>
+        </m:oMathParaPr>
+        <m:oMath>
+          <m:nary>
+            <m:naryPr>
+              <m:chr m:val="∑"/>
+              <m:limLoc m:val="undOvr"/>
+              <m:subHide m:val="off"/>
+              <m:supHide m:val="off"/>
+            </m:naryPr>
+            <m:sub>
+              <m:r>
+                <m:t>j</m:t>
+              </m:r>
+              <m:r>
+                <m:rPr>
+                  <m:sty m:val="p"/>
+                </m:rPr>
+                <m:t>=</m:t>
+              </m:r>
+              <m:r>
+                <m:t>1</m:t>
+              </m:r>
+            </m:sub>
+            <m:sup>
+              <m:r>
+                <m:t>N</m:t>
+              </m:r>
+            </m:sup>
+            <m:e>
+              <m:sSub>
+                <m:e>
+                  <m:r>
+                    <m:rPr>
+                      <m:scr m:val="double-struck"/>
+                      <m:sty m:val="p"/>
+                    </m:rPr>
+                    <m:t>1</m:t>
+                  </m:r>
+                </m:e>
+                <m:sub>
+                  <m:sSub>
+                    <m:e>
+                      <m:r>
+                        <m:t>N</m:t>
+                      </m:r>
+                    </m:e>
+                    <m:sub>
+                      <m:r>
+                        <m:t>j</m:t>
+                      </m:r>
+                    </m:sub>
+                  </m:sSub>
+                  <m:r>
+                    <m:rPr>
+                      <m:sty m:val="p"/>
+                    </m:rPr>
+                    <m:t>≤</m:t>
+                  </m:r>
+                  <m:r>
+                    <m:t>k</m:t>
+                  </m:r>
+                </m:sub>
+              </m:sSub>
+            </m:e>
+          </m:nary>
+          <m:r>
+            <m:rPr>
+              <m:sty m:val="p"/>
+            </m:rPr>
+            <m:t>≤</m:t>
+          </m:r>
+          <m:r>
+            <m:t>k</m:t>
+          </m:r>
+          <m:r>
+            <m:rPr>
+              <m:sty m:val="p"/>
+            </m:rPr>
+            <m:t>,</m:t>
+          </m:r>
+        </m:oMath>
+      </m:oMathPara>
+    </w:p>
+    <w:p>
+      <w:pPr>
+        <w:pStyle w:val="FirstParagraph"/>
+      </w:pPr>
+      <w:r>
+        <w:t xml:space="preserve">where</w:t>
+      </w:r>
+      <w:r>
+        <w:t xml:space="preserve"> </w:t>
+      </w:r>
+      <m:oMath>
+        <m:sSub>
+          <m:e>
+            <m:r>
+              <m:rPr>
+                <m:scr m:val="double-struck"/>
+                <m:sty m:val="p"/>
+              </m:rPr>
+              <m:t>1</m:t>
+            </m:r>
+          </m:e>
+          <m:sub>
+            <m:r>
+              <m:t>A</m:t>
+            </m:r>
+          </m:sub>
+        </m:sSub>
+      </m:oMath>
+      <w:r>
+        <w:t xml:space="preserve"> </w:t>
+      </w:r>
+      <w:r>
+        <w:t xml:space="preserve">is</w:t>
+      </w:r>
+      <w:r>
+        <w:t xml:space="preserve"> </w:t>
+      </w:r>
+      <m:oMath>
+        <m:r>
+          <m:t>1</m:t>
+        </m:r>
+      </m:oMath>
+      <w:r>
+        <w:t xml:space="preserve"> </w:t>
+      </w:r>
+      <w:r>
+        <w:t xml:space="preserve">if</w:t>
+      </w:r>
+      <w:r>
+        <w:t xml:space="preserve"> </w:t>
+      </w:r>
+      <m:oMath>
+        <m:r>
+          <m:t>A</m:t>
+        </m:r>
+      </m:oMath>
+      <w:r>
+        <w:t xml:space="preserve"> </w:t>
+      </w:r>
+      <w:r>
+        <w:t xml:space="preserve">is true and</w:t>
+      </w:r>
+      <w:r>
+        <w:t xml:space="preserve"> </w:t>
+      </w:r>
+      <m:oMath>
+        <m:r>
+          <m:t>0</m:t>
+        </m:r>
+      </m:oMath>
+      <w:r>
+        <w:t xml:space="preserve"> </w:t>
+      </w:r>
+      <w:r>
+        <w:t xml:space="preserve">otherwise.</w:t>
+      </w:r>
+    </w:p>
+    <w:bookmarkEnd w:id="29"/>
+    <w:p>
+      <w:pPr>
+        <w:pStyle w:val="BodyText"/>
+      </w:pPr>
+      <w:r>
+        <w:rPr>
+          <w:i/>
+          <w:iCs/>
+        </w:rPr>
+        <w:t xml:space="preserve">Proof</w:t>
+      </w:r>
+      <w:r>
+        <w:t xml:space="preserve">. </w:t>
+      </w:r>
+      <w:r>
+        <w:t xml:space="preserve">This is the solution to</w:t>
+      </w:r>
+      <w:r>
+        <w:t xml:space="preserve"> </w:t>
+      </w:r>
+      <w:hyperlink w:anchor="exr-top-k-count">
+        <w:r>
+          <w:rPr>
+            <w:rStyle w:val="Hyperlink"/>
+          </w:rPr>
+          <w:t xml:space="preserve">Exercise 1</w:t>
+        </w:r>
+      </w:hyperlink>
+      <w:r>
+        <w:t xml:space="preserve">, worked in</w:t>
+      </w:r>
+      <w:r>
+        <w:t xml:space="preserve"> </w:t>
+      </w:r>
+      <w:hyperlink w:anchor="sol-top-k-count">
+        <w:r>
+          <w:rPr>
+            <w:rStyle w:val="Hyperlink"/>
+          </w:rPr>
+          <w:t xml:space="preserve">Solution 1</w:t>
+        </w:r>
+      </w:hyperlink>
+      <w:r>
+        <w:t xml:space="preserve">.</w:t>
+      </w:r>
+    </w:p>
+    <w:bookmarkStart w:id="30" w:name="exr-relabeling-count"/>
     <w:p>
       <w:pPr>
         <w:pStyle w:val="BodyText"/>
@@ -5860,7 +6390,7 @@
         <w:t xml:space="preserve"> </w:t>
       </w:r>
       <w:r>
-        <w:t xml:space="preserve">Show that</w:t>
+        <w:t xml:space="preserve">Express</w:t>
       </w:r>
       <w:r>
         <w:t xml:space="preserve"> </w:t>
@@ -5893,12 +6423,17 @@
           </m:rPr>
           <m:t>)</m:t>
         </m:r>
-        <m:r>
-          <m:rPr>
-            <m:sty m:val="p"/>
-          </m:rPr>
-          <m:t>=</m:t>
-        </m:r>
+      </m:oMath>
+      <w:r>
+        <w:t xml:space="preserve"> </w:t>
+      </w:r>
+      <w:r>
+        <w:t xml:space="preserve">in terms of</w:t>
+      </w:r>
+      <w:r>
+        <w:t xml:space="preserve"> </w:t>
+      </w:r>
+      <m:oMath>
         <m:sSub>
           <m:e>
             <m:r>
@@ -5911,37 +6446,13 @@
             </m:r>
           </m:sub>
         </m:sSub>
-        <m:r>
-          <m:rPr>
-            <m:sty m:val="p"/>
-          </m:rPr>
-          <m:t>(</m:t>
-        </m:r>
-        <m:sSub>
-          <m:e>
-            <m:r>
-              <m:t>y</m:t>
-            </m:r>
-          </m:e>
-          <m:sub>
-            <m:r>
-              <m:t>σ</m:t>
-            </m:r>
-          </m:sub>
-        </m:sSub>
-        <m:r>
-          <m:rPr>
-            <m:sty m:val="p"/>
-          </m:rPr>
-          <m:t>)</m:t>
-        </m:r>
       </m:oMath>
       <w:r>
         <w:t xml:space="preserve">.</w:t>
       </w:r>
     </w:p>
-    <w:bookmarkEnd w:id="29"/>
-    <w:bookmarkStart w:id="30" w:name="sol-relabeling-count"/>
+    <w:bookmarkEnd w:id="30"/>
+    <w:bookmarkStart w:id="31" w:name="sol-relabeling-count"/>
     <w:p>
       <w:pPr>
         <w:pStyle w:val="BodyText"/>
@@ -6941,11 +7452,898 @@
         </m:oMath>
       </m:oMathPara>
     </w:p>
-    <w:bookmarkEnd w:id="30"/>
-    <w:bookmarkStart w:id="32" w:name="thm-permutation-p-valid"/>
     <w:p>
       <w:pPr>
         <w:pStyle w:val="FirstParagraph"/>
+      </w:pPr>
+      <w:r>
+        <w:t xml:space="preserve">So</w:t>
+      </w:r>
+      <w:r>
+        <w:t xml:space="preserve"> </w:t>
+      </w:r>
+      <m:oMath>
+        <m:sSub>
+          <m:e>
+            <m:r>
+              <m:t>N</m:t>
+            </m:r>
+          </m:e>
+          <m:sub>
+            <m:r>
+              <m:t>σ</m:t>
+            </m:r>
+          </m:sub>
+        </m:sSub>
+        <m:r>
+          <m:rPr>
+            <m:sty m:val="p"/>
+          </m:rPr>
+          <m:t>(</m:t>
+        </m:r>
+        <m:r>
+          <m:t>y</m:t>
+        </m:r>
+        <m:r>
+          <m:rPr>
+            <m:sty m:val="p"/>
+          </m:rPr>
+          <m:t>)</m:t>
+        </m:r>
+        <m:r>
+          <m:rPr>
+            <m:sty m:val="p"/>
+          </m:rPr>
+          <m:t>=</m:t>
+        </m:r>
+        <m:sSub>
+          <m:e>
+            <m:r>
+              <m:t>N</m:t>
+            </m:r>
+          </m:e>
+          <m:sub>
+            <m:r>
+              <m:t>ι</m:t>
+            </m:r>
+          </m:sub>
+        </m:sSub>
+        <m:r>
+          <m:rPr>
+            <m:sty m:val="p"/>
+          </m:rPr>
+          <m:t>(</m:t>
+        </m:r>
+        <m:sSub>
+          <m:e>
+            <m:r>
+              <m:t>y</m:t>
+            </m:r>
+          </m:e>
+          <m:sub>
+            <m:r>
+              <m:t>σ</m:t>
+            </m:r>
+          </m:sub>
+        </m:sSub>
+        <m:r>
+          <m:rPr>
+            <m:sty m:val="p"/>
+          </m:rPr>
+          <m:t>)</m:t>
+        </m:r>
+      </m:oMath>
+      <w:r>
+        <w:t xml:space="preserve">.</w:t>
+      </w:r>
+    </w:p>
+    <w:bookmarkEnd w:id="31"/>
+    <w:bookmarkStart w:id="32" w:name="lem-relabeling-count"/>
+    <w:p>
+      <w:pPr>
+        <w:pStyle w:val="BodyText"/>
+      </w:pPr>
+      <w:r>
+        <w:rPr>
+          <w:b/>
+          <w:bCs/>
+        </w:rPr>
+        <w:t xml:space="preserve">Lemma 2 (Relabeling the data permutes the relabelings)</w:t>
+      </w:r>
+      <w:r>
+        <w:t xml:space="preserve"> </w:t>
+      </w:r>
+      <w:r>
+        <w:t xml:space="preserve">Let</w:t>
+      </w:r>
+      <w:r>
+        <w:t xml:space="preserve"> </w:t>
+      </w:r>
+      <m:oMath>
+        <m:r>
+          <m:t>T</m:t>
+        </m:r>
+      </m:oMath>
+      <w:r>
+        <w:t xml:space="preserve"> </w:t>
+      </w:r>
+      <w:r>
+        <w:t xml:space="preserve">be a statistic, let</w:t>
+      </w:r>
+      <w:r>
+        <w:t xml:space="preserve"> </w:t>
+      </w:r>
+      <m:oMath>
+        <m:r>
+          <m:t>y</m:t>
+        </m:r>
+        <m:r>
+          <m:rPr>
+            <m:sty m:val="p"/>
+          </m:rPr>
+          <m:t>=</m:t>
+        </m:r>
+        <m:r>
+          <m:rPr>
+            <m:sty m:val="p"/>
+          </m:rPr>
+          <m:t>(</m:t>
+        </m:r>
+        <m:sSub>
+          <m:e>
+            <m:r>
+              <m:t>y</m:t>
+            </m:r>
+          </m:e>
+          <m:sub>
+            <m:r>
+              <m:t>1</m:t>
+            </m:r>
+          </m:sub>
+        </m:sSub>
+        <m:r>
+          <m:rPr>
+            <m:sty m:val="p"/>
+          </m:rPr>
+          <m:t>,</m:t>
+        </m:r>
+        <m:r>
+          <m:rPr>
+            <m:sty m:val="p"/>
+          </m:rPr>
+          <m:t>…</m:t>
+        </m:r>
+        <m:r>
+          <m:rPr>
+            <m:sty m:val="p"/>
+          </m:rPr>
+          <m:t>,</m:t>
+        </m:r>
+        <m:sSub>
+          <m:e>
+            <m:r>
+              <m:t>y</m:t>
+            </m:r>
+          </m:e>
+          <m:sub>
+            <m:r>
+              <m:t>n</m:t>
+            </m:r>
+          </m:sub>
+        </m:sSub>
+        <m:r>
+          <m:rPr>
+            <m:sty m:val="p"/>
+          </m:rPr>
+          <m:t>)</m:t>
+        </m:r>
+      </m:oMath>
+      <w:r>
+        <w:t xml:space="preserve"> </w:t>
+      </w:r>
+      <w:r>
+        <w:t xml:space="preserve">be data,</w:t>
+      </w:r>
+      <w:r>
+        <w:t xml:space="preserve"> </w:t>
+      </w:r>
+      <w:r>
+        <w:t xml:space="preserve">let</w:t>
+      </w:r>
+      <w:r>
+        <w:t xml:space="preserve"> </w:t>
+      </w:r>
+      <m:oMath>
+        <m:sSub>
+          <m:e>
+            <m:r>
+              <m:t>S</m:t>
+            </m:r>
+          </m:e>
+          <m:sub>
+            <m:r>
+              <m:t>n</m:t>
+            </m:r>
+          </m:sub>
+        </m:sSub>
+      </m:oMath>
+      <w:r>
+        <w:t xml:space="preserve"> </w:t>
+      </w:r>
+      <w:r>
+        <w:t xml:space="preserve">be the set of permutations of</w:t>
+      </w:r>
+      <w:r>
+        <w:t xml:space="preserve"> </w:t>
+      </w:r>
+      <m:oMath>
+        <m:r>
+          <m:rPr>
+            <m:sty m:val="p"/>
+          </m:rPr>
+          <m:t>{</m:t>
+        </m:r>
+        <m:r>
+          <m:t>1</m:t>
+        </m:r>
+        <m:r>
+          <m:rPr>
+            <m:sty m:val="p"/>
+          </m:rPr>
+          <m:t>,</m:t>
+        </m:r>
+        <m:r>
+          <m:rPr>
+            <m:sty m:val="p"/>
+          </m:rPr>
+          <m:t>…</m:t>
+        </m:r>
+        <m:r>
+          <m:rPr>
+            <m:sty m:val="p"/>
+          </m:rPr>
+          <m:t>,</m:t>
+        </m:r>
+        <m:r>
+          <m:t>n</m:t>
+        </m:r>
+        <m:r>
+          <m:rPr>
+            <m:sty m:val="p"/>
+          </m:rPr>
+          <m:t>}</m:t>
+        </m:r>
+      </m:oMath>
+      <w:r>
+        <w:t xml:space="preserve">,</w:t>
+      </w:r>
+      <w:r>
+        <w:t xml:space="preserve"> </w:t>
+      </w:r>
+      <w:r>
+        <w:t xml:space="preserve">and let</w:t>
+      </w:r>
+      <w:r>
+        <w:t xml:space="preserve"> </w:t>
+      </w:r>
+      <m:oMath>
+        <m:sSub>
+          <m:e>
+            <m:r>
+              <m:t>y</m:t>
+            </m:r>
+          </m:e>
+          <m:sub>
+            <m:r>
+              <m:t>σ</m:t>
+            </m:r>
+          </m:sub>
+        </m:sSub>
+      </m:oMath>
+      <w:r>
+        <w:t xml:space="preserve"> </w:t>
+      </w:r>
+      <w:r>
+        <w:t xml:space="preserve">be</w:t>
+      </w:r>
+      <w:r>
+        <w:t xml:space="preserve"> </w:t>
+      </w:r>
+      <m:oMath>
+        <m:r>
+          <m:t>y</m:t>
+        </m:r>
+      </m:oMath>
+      <w:r>
+        <w:t xml:space="preserve"> </w:t>
+      </w:r>
+      <w:r>
+        <w:t xml:space="preserve">with its entries relabeled by</w:t>
+      </w:r>
+      <w:r>
+        <w:t xml:space="preserve"> </w:t>
+      </w:r>
+      <m:oMath>
+        <m:r>
+          <m:t>σ</m:t>
+        </m:r>
+        <m:r>
+          <m:rPr>
+            <m:sty m:val="p"/>
+          </m:rPr>
+          <m:t>∈</m:t>
+        </m:r>
+        <m:sSub>
+          <m:e>
+            <m:r>
+              <m:t>S</m:t>
+            </m:r>
+          </m:e>
+          <m:sub>
+            <m:r>
+              <m:t>n</m:t>
+            </m:r>
+          </m:sub>
+        </m:sSub>
+      </m:oMath>
+      <w:r>
+        <w:t xml:space="preserve">.</w:t>
+      </w:r>
+      <w:r>
+        <w:t xml:space="preserve"> </w:t>
+      </w:r>
+      <w:r>
+        <w:t xml:space="preserve">For</w:t>
+      </w:r>
+      <w:r>
+        <w:t xml:space="preserve"> </w:t>
+      </w:r>
+      <m:oMath>
+        <m:r>
+          <m:t>σ</m:t>
+        </m:r>
+        <m:r>
+          <m:rPr>
+            <m:sty m:val="p"/>
+          </m:rPr>
+          <m:t>∈</m:t>
+        </m:r>
+        <m:sSub>
+          <m:e>
+            <m:r>
+              <m:t>S</m:t>
+            </m:r>
+          </m:e>
+          <m:sub>
+            <m:r>
+              <m:t>n</m:t>
+            </m:r>
+          </m:sub>
+        </m:sSub>
+      </m:oMath>
+      <w:r>
+        <w:t xml:space="preserve"> </w:t>
+      </w:r>
+      <w:r>
+        <w:t xml:space="preserve">let</w:t>
+      </w:r>
+      <w:r>
+        <w:t xml:space="preserve"> </w:t>
+      </w:r>
+      <m:oMath>
+        <m:sSub>
+          <m:e>
+            <m:r>
+              <m:t>N</m:t>
+            </m:r>
+          </m:e>
+          <m:sub>
+            <m:r>
+              <m:t>σ</m:t>
+            </m:r>
+          </m:sub>
+        </m:sSub>
+        <m:r>
+          <m:rPr>
+            <m:sty m:val="p"/>
+          </m:rPr>
+          <m:t>(</m:t>
+        </m:r>
+        <m:r>
+          <m:t>y</m:t>
+        </m:r>
+        <m:r>
+          <m:rPr>
+            <m:sty m:val="p"/>
+          </m:rPr>
+          <m:t>)</m:t>
+        </m:r>
+        <m:limUpp>
+          <m:e>
+            <m:r>
+              <m:rPr>
+                <m:sty m:val="p"/>
+              </m:rPr>
+              <m:t>=</m:t>
+            </m:r>
+          </m:e>
+          <m:lim>
+            <m:r>
+              <m:rPr>
+                <m:nor/>
+                <m:sty m:val="p"/>
+              </m:rPr>
+              <m:t>def</m:t>
+            </m:r>
+          </m:lim>
+        </m:limUpp>
+        <m:nary>
+          <m:naryPr>
+            <m:chr m:val="∑"/>
+            <m:limLoc m:val="undOvr"/>
+            <m:subHide m:val="off"/>
+            <m:supHide m:val="on"/>
+          </m:naryPr>
+          <m:sub>
+            <m:r>
+              <m:t>π</m:t>
+            </m:r>
+            <m:r>
+              <m:rPr>
+                <m:sty m:val="p"/>
+              </m:rPr>
+              <m:t>∈</m:t>
+            </m:r>
+            <m:sSub>
+              <m:e>
+                <m:r>
+                  <m:t>S</m:t>
+                </m:r>
+              </m:e>
+              <m:sub>
+                <m:r>
+                  <m:t>n</m:t>
+                </m:r>
+              </m:sub>
+            </m:sSub>
+          </m:sub>
+          <m:sup>
+            <m:r>
+              <m:t>​</m:t>
+            </m:r>
+          </m:sup>
+          <m:e>
+            <m:sSub>
+              <m:e>
+                <m:r>
+                  <m:rPr>
+                    <m:scr m:val="double-struck"/>
+                    <m:sty m:val="p"/>
+                  </m:rPr>
+                  <m:t>1</m:t>
+                </m:r>
+              </m:e>
+              <m:sub>
+                <m:r>
+                  <m:t>T</m:t>
+                </m:r>
+                <m:r>
+                  <m:rPr>
+                    <m:sty m:val="p"/>
+                  </m:rPr>
+                  <m:t>(</m:t>
+                </m:r>
+                <m:sSub>
+                  <m:e>
+                    <m:r>
+                      <m:t>y</m:t>
+                    </m:r>
+                  </m:e>
+                  <m:sub>
+                    <m:r>
+                      <m:t>π</m:t>
+                    </m:r>
+                  </m:sub>
+                </m:sSub>
+                <m:r>
+                  <m:rPr>
+                    <m:sty m:val="p"/>
+                  </m:rPr>
+                  <m:t>)</m:t>
+                </m:r>
+                <m:r>
+                  <m:rPr>
+                    <m:sty m:val="p"/>
+                  </m:rPr>
+                  <m:t>≥</m:t>
+                </m:r>
+                <m:r>
+                  <m:t>T</m:t>
+                </m:r>
+                <m:r>
+                  <m:rPr>
+                    <m:sty m:val="p"/>
+                  </m:rPr>
+                  <m:t>(</m:t>
+                </m:r>
+                <m:sSub>
+                  <m:e>
+                    <m:r>
+                      <m:t>y</m:t>
+                    </m:r>
+                  </m:e>
+                  <m:sub>
+                    <m:r>
+                      <m:t>σ</m:t>
+                    </m:r>
+                  </m:sub>
+                </m:sSub>
+                <m:r>
+                  <m:rPr>
+                    <m:sty m:val="p"/>
+                  </m:rPr>
+                  <m:t>)</m:t>
+                </m:r>
+              </m:sub>
+            </m:sSub>
+          </m:e>
+        </m:nary>
+      </m:oMath>
+      <w:r>
+        <w:t xml:space="preserve"> </w:t>
+      </w:r>
+      <w:r>
+        <w:t xml:space="preserve">be the number of relabelings at least as extreme as</w:t>
+      </w:r>
+      <w:r>
+        <w:t xml:space="preserve"> </w:t>
+      </w:r>
+      <m:oMath>
+        <m:sSub>
+          <m:e>
+            <m:r>
+              <m:t>y</m:t>
+            </m:r>
+          </m:e>
+          <m:sub>
+            <m:r>
+              <m:t>σ</m:t>
+            </m:r>
+          </m:sub>
+        </m:sSub>
+      </m:oMath>
+      <w:r>
+        <w:t xml:space="preserve">,</w:t>
+      </w:r>
+      <w:r>
+        <w:t xml:space="preserve"> </w:t>
+      </w:r>
+      <w:r>
+        <w:t xml:space="preserve">and write</w:t>
+      </w:r>
+      <w:r>
+        <w:t xml:space="preserve"> </w:t>
+      </w:r>
+      <m:oMath>
+        <m:r>
+          <m:t>ι</m:t>
+        </m:r>
+      </m:oMath>
+      <w:r>
+        <w:t xml:space="preserve"> </w:t>
+      </w:r>
+      <w:r>
+        <w:t xml:space="preserve">for the identity permutation,</w:t>
+      </w:r>
+      <w:r>
+        <w:t xml:space="preserve"> </w:t>
+      </w:r>
+      <w:r>
+        <w:t xml:space="preserve">so that</w:t>
+      </w:r>
+      <w:r>
+        <w:t xml:space="preserve"> </w:t>
+      </w:r>
+      <m:oMath>
+        <m:sSub>
+          <m:e>
+            <m:r>
+              <m:t>N</m:t>
+            </m:r>
+          </m:e>
+          <m:sub>
+            <m:r>
+              <m:t>ι</m:t>
+            </m:r>
+          </m:sub>
+        </m:sSub>
+        <m:r>
+          <m:rPr>
+            <m:sty m:val="p"/>
+          </m:rPr>
+          <m:t>(</m:t>
+        </m:r>
+        <m:r>
+          <m:t>y</m:t>
+        </m:r>
+        <m:r>
+          <m:rPr>
+            <m:sty m:val="p"/>
+          </m:rPr>
+          <m:t>)</m:t>
+        </m:r>
+      </m:oMath>
+      <w:r>
+        <w:t xml:space="preserve"> </w:t>
+      </w:r>
+      <w:r>
+        <w:t xml:space="preserve">is</w:t>
+      </w:r>
+      <w:r>
+        <w:t xml:space="preserve"> </w:t>
+      </w:r>
+      <m:oMath>
+        <m:r>
+          <m:t>n</m:t>
+        </m:r>
+        <m:r>
+          <m:rPr>
+            <m:sty m:val="p"/>
+          </m:rPr>
+          <m:t>!</m:t>
+        </m:r>
+      </m:oMath>
+      <w:r>
+        <w:t xml:space="preserve"> </w:t>
+      </w:r>
+      <w:r>
+        <w:t xml:space="preserve">times the</w:t>
+      </w:r>
+      <w:r>
+        <w:t xml:space="preserve"> </w:t>
+      </w:r>
+      <w:hyperlink w:anchor="def-permutation-p-value">
+        <w:r>
+          <w:rPr>
+            <w:rStyle w:val="Hyperlink"/>
+          </w:rPr>
+          <w:t xml:space="preserve">permutation p-value</w:t>
+        </w:r>
+      </w:hyperlink>
+      <w:r>
+        <w:t xml:space="preserve"> </w:t>
+      </w:r>
+      <w:r>
+        <w:t xml:space="preserve">of</w:t>
+      </w:r>
+      <w:r>
+        <w:t xml:space="preserve"> </w:t>
+      </w:r>
+      <m:oMath>
+        <m:r>
+          <m:t>T</m:t>
+        </m:r>
+        <m:r>
+          <m:rPr>
+            <m:sty m:val="p"/>
+          </m:rPr>
+          <m:t>(</m:t>
+        </m:r>
+        <m:r>
+          <m:t>y</m:t>
+        </m:r>
+        <m:r>
+          <m:rPr>
+            <m:sty m:val="p"/>
+          </m:rPr>
+          <m:t>)</m:t>
+        </m:r>
+      </m:oMath>
+      <w:r>
+        <w:t xml:space="preserve">.</w:t>
+      </w:r>
+      <w:r>
+        <w:t xml:space="preserve"> </w:t>
+      </w:r>
+      <w:r>
+        <w:t xml:space="preserve">Then relabeling the data by</w:t>
+      </w:r>
+      <w:r>
+        <w:t xml:space="preserve"> </w:t>
+      </w:r>
+      <m:oMath>
+        <m:r>
+          <m:t>σ</m:t>
+        </m:r>
+      </m:oMath>
+      <w:r>
+        <w:t xml:space="preserve"> </w:t>
+      </w:r>
+      <w:r>
+        <w:t xml:space="preserve">turns</w:t>
+      </w:r>
+      <w:r>
+        <w:t xml:space="preserve"> </w:t>
+      </w:r>
+      <m:oMath>
+        <m:sSub>
+          <m:e>
+            <m:r>
+              <m:t>N</m:t>
+            </m:r>
+          </m:e>
+          <m:sub>
+            <m:r>
+              <m:t>ι</m:t>
+            </m:r>
+          </m:sub>
+        </m:sSub>
+      </m:oMath>
+      <w:r>
+        <w:t xml:space="preserve"> </w:t>
+      </w:r>
+      <w:r>
+        <w:t xml:space="preserve">into</w:t>
+      </w:r>
+      <w:r>
+        <w:t xml:space="preserve"> </w:t>
+      </w:r>
+      <m:oMath>
+        <m:sSub>
+          <m:e>
+            <m:r>
+              <m:t>N</m:t>
+            </m:r>
+          </m:e>
+          <m:sub>
+            <m:r>
+              <m:t>σ</m:t>
+            </m:r>
+          </m:sub>
+        </m:sSub>
+      </m:oMath>
+      <w:r>
+        <w:t xml:space="preserve">:</w:t>
+      </w:r>
+    </w:p>
+    <w:p>
+      <w:pPr>
+        <w:pStyle w:val="BodyText"/>
+      </w:pPr>
+      <m:oMathPara>
+        <m:oMathParaPr>
+          <m:jc m:val="center"/>
+        </m:oMathParaPr>
+        <m:oMath>
+          <m:sSub>
+            <m:e>
+              <m:r>
+                <m:t>N</m:t>
+              </m:r>
+            </m:e>
+            <m:sub>
+              <m:r>
+                <m:t>σ</m:t>
+              </m:r>
+            </m:sub>
+          </m:sSub>
+          <m:r>
+            <m:rPr>
+              <m:sty m:val="p"/>
+            </m:rPr>
+            <m:t>(</m:t>
+          </m:r>
+          <m:r>
+            <m:t>y</m:t>
+          </m:r>
+          <m:r>
+            <m:rPr>
+              <m:sty m:val="p"/>
+            </m:rPr>
+            <m:t>)</m:t>
+          </m:r>
+          <m:r>
+            <m:rPr>
+              <m:sty m:val="p"/>
+            </m:rPr>
+            <m:t>=</m:t>
+          </m:r>
+          <m:sSub>
+            <m:e>
+              <m:r>
+                <m:t>N</m:t>
+              </m:r>
+            </m:e>
+            <m:sub>
+              <m:r>
+                <m:t>ι</m:t>
+              </m:r>
+            </m:sub>
+          </m:sSub>
+          <m:r>
+            <m:rPr>
+              <m:sty m:val="p"/>
+            </m:rPr>
+            <m:t>(</m:t>
+          </m:r>
+          <m:sSub>
+            <m:e>
+              <m:r>
+                <m:t>y</m:t>
+              </m:r>
+            </m:e>
+            <m:sub>
+              <m:r>
+                <m:t>σ</m:t>
+              </m:r>
+            </m:sub>
+          </m:sSub>
+          <m:r>
+            <m:rPr>
+              <m:sty m:val="p"/>
+            </m:rPr>
+            <m:t>)</m:t>
+          </m:r>
+          <m:r>
+            <m:rPr>
+              <m:sty m:val="p"/>
+            </m:rPr>
+            <m:t>.</m:t>
+          </m:r>
+        </m:oMath>
+      </m:oMathPara>
+    </w:p>
+    <w:bookmarkEnd w:id="32"/>
+    <w:p>
+      <w:pPr>
+        <w:pStyle w:val="FirstParagraph"/>
+      </w:pPr>
+      <w:r>
+        <w:rPr>
+          <w:i/>
+          <w:iCs/>
+        </w:rPr>
+        <w:t xml:space="preserve">Proof</w:t>
+      </w:r>
+      <w:r>
+        <w:t xml:space="preserve">. </w:t>
+      </w:r>
+      <w:r>
+        <w:t xml:space="preserve">This is the solution to</w:t>
+      </w:r>
+      <w:r>
+        <w:t xml:space="preserve"> </w:t>
+      </w:r>
+      <w:hyperlink w:anchor="exr-relabeling-count">
+        <w:r>
+          <w:rPr>
+            <w:rStyle w:val="Hyperlink"/>
+          </w:rPr>
+          <w:t xml:space="preserve">Exercise 2</w:t>
+        </w:r>
+      </w:hyperlink>
+      <w:r>
+        <w:t xml:space="preserve">, worked in</w:t>
+      </w:r>
+      <w:r>
+        <w:t xml:space="preserve"> </w:t>
+      </w:r>
+      <w:hyperlink w:anchor="sol-relabeling-count">
+        <w:r>
+          <w:rPr>
+            <w:rStyle w:val="Hyperlink"/>
+          </w:rPr>
+          <w:t xml:space="preserve">Solution 2</w:t>
+        </w:r>
+      </w:hyperlink>
+      <w:r>
+        <w:t xml:space="preserve">.</w:t>
+      </w:r>
+    </w:p>
+    <w:bookmarkStart w:id="34" w:name="thm-permutation-p-valid"/>
+    <w:p>
+      <w:pPr>
+        <w:pStyle w:val="BodyText"/>
       </w:pPr>
       <w:r>
         <w:rPr>
@@ -7180,7 +8578,7 @@
       <w:r>
         <w:t xml:space="preserve"> </w:t>
       </w:r>
-      <w:hyperlink r:id="rId31">
+      <w:hyperlink r:id="rId33">
         <w:r>
           <w:rPr>
             <w:rStyle w:val="Hyperlink"/>
@@ -7327,7 +8725,7 @@
         </m:oMath>
       </m:oMathPara>
     </w:p>
-    <w:bookmarkEnd w:id="32"/>
+    <w:bookmarkEnd w:id="34"/>
     <w:p>
       <w:pPr>
         <w:pStyle w:val="FirstParagraph"/>
@@ -8759,12 +10157,12 @@
       <w:r>
         <w:t xml:space="preserve"> </w:t>
       </w:r>
-      <w:hyperlink w:anchor="sol-relabeling-count">
+      <w:hyperlink w:anchor="lem-relabeling-count">
         <w:r>
           <w:rPr>
             <w:rStyle w:val="Hyperlink"/>
           </w:rPr>
-          <w:t xml:space="preserve">Solution 2</w:t>
+          <w:t xml:space="preserve">Lemma 2</w:t>
         </w:r>
       </w:hyperlink>
       <w:r>
@@ -8776,19 +10174,19 @@
       <w:r>
         <w:t xml:space="preserve"> </w:t>
       </w:r>
-      <w:hyperlink w:anchor="sol-top-k-count">
+      <w:hyperlink w:anchor="lem-top-k-count">
         <w:r>
           <w:rPr>
             <w:rStyle w:val="Hyperlink"/>
           </w:rPr>
-          <w:t xml:space="preserve">Solution 1</w:t>
+          <w:t xml:space="preserve">Lemma 1</w:t>
         </w:r>
       </w:hyperlink>
       <w:r>
         <w:t xml:space="preserve">.</w:t>
       </w:r>
     </w:p>
-    <w:bookmarkStart w:id="33" w:name="exm-permutation-p-valid"/>
+    <w:bookmarkStart w:id="35" w:name="exm-permutation-p-valid"/>
     <w:p>
       <w:pPr>
         <w:pStyle w:val="BodyText"/>
@@ -9741,10 +11139,10 @@
         <w:t xml:space="preserve">holds with equality.</w:t>
       </w:r>
     </w:p>
-    <w:bookmarkEnd w:id="33"/>
-    <w:bookmarkEnd w:id="34"/>
     <w:bookmarkEnd w:id="35"/>
-    <w:bookmarkStart w:id="48" w:name="sec-monte-carlo-permutation"/>
+    <w:bookmarkEnd w:id="36"/>
+    <w:bookmarkEnd w:id="37"/>
+    <w:bookmarkStart w:id="50" w:name="sec-monte-carlo-permutation"/>
     <w:p>
       <w:pPr>
         <w:pStyle w:val="Heading2"/>
@@ -9753,7 +11151,7 @@
         <w:t xml:space="preserve">4 The Monte Carlo approximation</w:t>
       </w:r>
     </w:p>
-    <w:bookmarkStart w:id="36" w:name="def-monte-carlo-p-value"/>
+    <w:bookmarkStart w:id="38" w:name="def-monte-carlo-p-value"/>
     <w:p>
       <w:pPr>
         <w:pStyle w:val="FirstParagraph"/>
@@ -10156,8 +11554,8 @@
         </m:oMath>
       </m:oMathPara>
     </w:p>
-    <w:bookmarkEnd w:id="36"/>
-    <w:bookmarkStart w:id="41" w:name="exm-monte-carlo-p-value"/>
+    <w:bookmarkEnd w:id="38"/>
+    <w:bookmarkStart w:id="43" w:name="exm-monte-carlo-p-value"/>
     <w:p>
       <w:pPr>
         <w:pStyle w:val="FirstParagraph"/>
@@ -11226,7 +12624,7 @@
       <w:tr>
         <w:tc>
           <w:tcPr/>
-          <w:bookmarkStart w:id="40" w:name="fig-permutation-distribution-gene3"/>
+          <w:bookmarkStart w:id="42" w:name="fig-permutation-distribution-gene3"/>
           <w:p>
             <w:pPr>
               <w:pStyle w:val="Compact"/>
@@ -11237,18 +12635,18 @@
                 <wp:inline>
                   <wp:extent cx="4620126" cy="3696101"/>
                   <wp:effectExtent b="0" l="0" r="0" t="0"/>
-                  <wp:docPr descr="" title="" id="38" name="Picture"/>
+                  <wp:docPr descr="" title="" id="40" name="Picture"/>
                   <a:graphic>
                     <a:graphicData uri="http://schemas.openxmlformats.org/drawingml/2006/picture">
                       <pic:pic>
                         <pic:nvPicPr>
-                          <pic:cNvPr descr="permutation-tests_files/figure-docx/fig-permutation-distribution-gene3-1.png" id="39" name="Picture"/>
+                          <pic:cNvPr descr="permutation-tests_files/figure-docx/fig-permutation-distribution-gene3-1.png" id="41" name="Picture"/>
                           <pic:cNvPicPr>
                             <a:picLocks noChangeArrowheads="1" noChangeAspect="1"/>
                           </pic:cNvPicPr>
                         </pic:nvPicPr>
                         <pic:blipFill>
-                          <a:blip r:embed="rId37"/>
+                          <a:blip r:embed="rId39"/>
                           <a:stretch>
                             <a:fillRect/>
                           </a:stretch>
@@ -11288,7 +12686,7 @@
               <w:t xml:space="preserve">Figure 1: Permutation distribution of the absolute Welch t statistic for gene 3, from 10,000 random relabelings of tumor classes 2 and 4. The vertical line is the observed statistic.</w:t>
             </w:r>
           </w:p>
-          <w:bookmarkEnd w:id="40"/>
+          <w:bookmarkEnd w:id="42"/>
         </w:tc>
       </w:tr>
     </w:tbl>
@@ -11461,8 +12859,8 @@
         <w:t xml:space="preserve">before its second digit means anything.</w:t>
       </w:r>
     </w:p>
-    <w:bookmarkEnd w:id="41"/>
-    <w:bookmarkStart w:id="45" w:name="thm-monte-carlo-p-valid"/>
+    <w:bookmarkEnd w:id="43"/>
+    <w:bookmarkStart w:id="47" w:name="thm-monte-carlo-p-valid"/>
     <w:p>
       <w:pPr>
         <w:pStyle w:val="BodyText"/>
@@ -11671,7 +13069,7 @@
       <w:r>
         <w:t xml:space="preserve"> </w:t>
       </w:r>
-      <w:hyperlink r:id="rId31">
+      <w:hyperlink r:id="rId33">
         <w:r>
           <w:rPr>
             <w:rStyle w:val="Hyperlink"/>
@@ -11866,18 +13264,18 @@
                 <wp:inline>
                   <wp:extent cx="152400" cy="152400"/>
                   <wp:effectExtent b="0" l="0" r="0" t="0"/>
-                  <wp:docPr descr="" title="" id="43" name="Picture"/>
+                  <wp:docPr descr="" title="" id="45" name="Picture"/>
                   <a:graphic>
                     <a:graphicData uri="http://schemas.openxmlformats.org/drawingml/2006/picture">
                       <pic:pic>
                         <pic:nvPicPr>
-                          <pic:cNvPr descr="/opt/quarto/share/formats/docx/note.png" id="44" name="Picture"/>
+                          <pic:cNvPr descr="/opt/quarto/share/formats/docx/note.png" id="46" name="Picture"/>
                           <pic:cNvPicPr>
                             <a:picLocks noChangeArrowheads="1" noChangeAspect="1"/>
                           </pic:cNvPicPr>
                         </pic:nvPicPr>
                         <pic:blipFill>
-                          <a:blip r:embed="rId42"/>
+                          <a:blip r:embed="rId44"/>
                           <a:stretch>
                             <a:fillRect/>
                           </a:stretch>
@@ -11959,8 +13357,8 @@
         </w:tc>
       </w:tr>
     </w:tbl>
-    <w:bookmarkEnd w:id="45"/>
-    <w:bookmarkStart w:id="46" w:name="exm-monte-carlo-p-valid"/>
+    <w:bookmarkEnd w:id="47"/>
+    <w:bookmarkStart w:id="48" w:name="exm-monte-carlo-p-valid"/>
     <w:p>
       <w:pPr>
         <w:pStyle w:val="BodyText"/>
@@ -13044,8 +14442,8 @@
         <w:t xml:space="preserve">to be a round number such as 100 makes the grid easy to read.</w:t>
       </w:r>
     </w:p>
-    <w:bookmarkEnd w:id="46"/>
-    <w:bookmarkStart w:id="47" w:name="rem-plus-one"/>
+    <w:bookmarkEnd w:id="48"/>
+    <w:bookmarkStart w:id="49" w:name="rem-plus-one"/>
     <w:p>
       <w:pPr>
         <w:pStyle w:val="BodyText"/>
@@ -13287,9 +14685,9 @@
         <w:t xml:space="preserve">.</w:t>
       </w:r>
     </w:p>
-    <w:bookmarkEnd w:id="47"/>
-    <w:bookmarkEnd w:id="48"/>
-    <w:bookmarkStart w:id="51" w:name="sec-permutation-multiple-testing"/>
+    <w:bookmarkEnd w:id="49"/>
+    <w:bookmarkEnd w:id="50"/>
+    <w:bookmarkStart w:id="53" w:name="sec-permutation-multiple-testing"/>
     <w:p>
       <w:pPr>
         <w:pStyle w:val="Heading2"/>
@@ -13298,7 +14696,7 @@
         <w:t xml:space="preserve">5 Permutation tests and multiple testing</w:t>
       </w:r>
     </w:p>
-    <w:bookmarkStart w:id="50" w:name="exm-permutation-all-genes"/>
+    <w:bookmarkStart w:id="52" w:name="exm-permutation-all-genes"/>
     <w:p>
       <w:pPr>
         <w:pStyle w:val="FirstParagraph"/>
@@ -14950,7 +16348,7 @@
       <w:r>
         <w:t xml:space="preserve"> </w:t>
       </w:r>
-      <w:hyperlink r:id="rId49">
+      <w:hyperlink r:id="rId51">
         <w:r>
           <w:rPr>
             <w:rStyle w:val="Hyperlink"/>
@@ -15424,9 +16822,9 @@
         <w:t xml:space="preserve">The two sets of p-values give BH rejection counts of 249 and 250.</w:t>
       </w:r>
     </w:p>
-    <w:bookmarkEnd w:id="50"/>
-    <w:bookmarkEnd w:id="51"/>
-    <w:bookmarkStart w:id="61" w:name="sec-permutation-reading"/>
+    <w:bookmarkEnd w:id="52"/>
+    <w:bookmarkEnd w:id="53"/>
+    <w:bookmarkStart w:id="63" w:name="sec-permutation-reading"/>
     <w:p>
       <w:pPr>
         <w:pStyle w:val="Heading2"/>
@@ -15495,8 +16893,8 @@
         <w:t xml:space="preserve">applies permutation and other resampling methods to multiple testing.</w:t>
       </w:r>
     </w:p>
-    <w:bookmarkStart w:id="60" w:name="refs"/>
-    <w:bookmarkStart w:id="53" w:name="ref-good2005permutation"/>
+    <w:bookmarkStart w:id="62" w:name="refs"/>
+    <w:bookmarkStart w:id="55" w:name="ref-good2005permutation"/>
     <w:p>
       <w:pPr>
         <w:pStyle w:val="Bibliography"/>
@@ -15520,7 +16918,7 @@
       <w:r>
         <w:t xml:space="preserve"> </w:t>
       </w:r>
-      <w:hyperlink r:id="rId52">
+      <w:hyperlink r:id="rId54">
         <w:r>
           <w:rPr>
             <w:rStyle w:val="Hyperlink"/>
@@ -15532,8 +16930,8 @@
         <w:t xml:space="preserve">.</w:t>
       </w:r>
     </w:p>
-    <w:bookmarkEnd w:id="53"/>
-    <w:bookmarkStart w:id="55" w:name="ref-james2021islr2e"/>
+    <w:bookmarkEnd w:id="55"/>
+    <w:bookmarkStart w:id="57" w:name="ref-james2021islr2e"/>
     <w:p>
       <w:pPr>
         <w:pStyle w:val="Bibliography"/>
@@ -15571,7 +16969,7 @@
       <w:r>
         <w:t xml:space="preserve"> </w:t>
       </w:r>
-      <w:hyperlink r:id="rId54">
+      <w:hyperlink r:id="rId56">
         <w:r>
           <w:rPr>
             <w:rStyle w:val="Hyperlink"/>
@@ -15583,8 +16981,8 @@
         <w:t xml:space="preserve">.</w:t>
       </w:r>
     </w:p>
-    <w:bookmarkEnd w:id="55"/>
-    <w:bookmarkStart w:id="57" w:name="ref-khan2001classification"/>
+    <w:bookmarkEnd w:id="57"/>
+    <w:bookmarkStart w:id="59" w:name="ref-khan2001classification"/>
     <w:p>
       <w:pPr>
         <w:pStyle w:val="Bibliography"/>
@@ -15617,7 +17015,7 @@
       <w:r>
         <w:t xml:space="preserve"> </w:t>
       </w:r>
-      <w:hyperlink r:id="rId56">
+      <w:hyperlink r:id="rId58">
         <w:r>
           <w:rPr>
             <w:rStyle w:val="Hyperlink"/>
@@ -15629,8 +17027,8 @@
         <w:t xml:space="preserve">.</w:t>
       </w:r>
     </w:p>
-    <w:bookmarkEnd w:id="57"/>
-    <w:bookmarkStart w:id="59" w:name="ref-phipson2010permutation"/>
+    <w:bookmarkEnd w:id="59"/>
+    <w:bookmarkStart w:id="61" w:name="ref-phipson2010permutation"/>
     <w:p>
       <w:pPr>
         <w:pStyle w:val="Bibliography"/>
@@ -15663,7 +17061,7 @@
       <w:r>
         <w:t xml:space="preserve"> </w:t>
       </w:r>
-      <w:hyperlink r:id="rId58">
+      <w:hyperlink r:id="rId60">
         <w:r>
           <w:rPr>
             <w:rStyle w:val="Hyperlink"/>
@@ -15675,9 +17073,9 @@
         <w:t xml:space="preserve">.</w:t>
       </w:r>
     </w:p>
-    <w:bookmarkEnd w:id="59"/>
-    <w:bookmarkEnd w:id="60"/>
     <w:bookmarkEnd w:id="61"/>
+    <w:bookmarkEnd w:id="62"/>
+    <w:bookmarkEnd w:id="63"/>
     <w:sectPr>
       <w:footnotePr>
         <w:numRestart w:val="eachSect"/>
